--- a/data/HR-files/Munkaköri leírás - sablon.docx
+++ b/data/HR-files/Munkaköri leírás - sablon.docx
@@ -22,7 +22,7 @@
               <w:contextualSpacing/>
               <w:jc w:val="center"/>
               <w:rPr>
-                <w:rFonts w:ascii="Poppins" w:eastAsia="Times New Roman" w:hAnsi="Poppins" w:cs="Poppins"/>
+                <w:rFonts w:ascii="Poppins" w:eastAsia="Poppins" w:hAnsi="Poppins" w:cs="Poppins"/>
                 <w:b/>
                 <w:bCs/>
                 <w:sz w:val="20"/>
@@ -32,7 +32,7 @@
             </w:pPr>
             <w:r>
               <w:rPr>
-                <w:rFonts w:ascii="Poppins" w:eastAsia="Times New Roman" w:hAnsi="Poppins" w:cs="Poppins"/>
+                <w:rFonts w:ascii="Poppins" w:eastAsia="Poppins" w:hAnsi="Poppins" w:cs="Poppins"/>
                 <w:b/>
                 <w:bCs/>
                 <w:sz w:val="20"/>
@@ -43,7 +43,7 @@
             </w:r>
             <w:r>
               <w:rPr>
-                <w:rFonts w:ascii="Poppins" w:eastAsia="Times New Roman" w:hAnsi="Poppins" w:cs="Poppins"/>
+                <w:rFonts w:ascii="Poppins" w:eastAsia="Poppins" w:hAnsi="Poppins" w:cs="Poppins"/>
                 <w:b/>
                 <w:bCs/>
                 <w:sz w:val="20"/>
@@ -60,7 +60,7 @@
       <w:pPr>
         <w:contextualSpacing/>
         <w:rPr>
-          <w:rFonts w:ascii="Poppins" w:hAnsi="Poppins" w:cs="Poppins"/>
+          <w:rFonts w:ascii="Poppins" w:hAnsi="Poppins" w:cs="Poppins" w:eastAsia="Poppins"/>
           <w:sz w:val="20"/>
           <w:szCs w:val="20"/>
         </w:rPr>
@@ -102,7 +102,7 @@
               <w:spacing w:after="0" w:line="240" w:lineRule="auto"/>
               <w:contextualSpacing/>
               <w:rPr>
-                <w:rFonts w:ascii="Poppins" w:eastAsia="Times New Roman" w:hAnsi="Poppins" w:cs="Poppins"/>
+                <w:rFonts w:ascii="Poppins" w:eastAsia="Poppins" w:hAnsi="Poppins" w:cs="Poppins"/>
                 <w:b/>
                 <w:bCs/>
                 <w:sz w:val="20"/>
@@ -113,7 +113,7 @@
             </w:pPr>
             <w:r>
               <w:rPr>
-                <w:rFonts w:ascii="Poppins" w:eastAsia="Times New Roman" w:hAnsi="Poppins" w:cs="Poppins"/>
+                <w:rFonts w:ascii="Poppins" w:eastAsia="Poppins" w:hAnsi="Poppins" w:cs="Poppins"/>
                 <w:b/>
                 <w:bCs/>
                 <w:sz w:val="20"/>
@@ -141,7 +141,7 @@
               <w:spacing w:after="0" w:line="240" w:lineRule="auto"/>
               <w:contextualSpacing/>
               <w:rPr>
-                <w:rFonts w:ascii="Poppins" w:eastAsia="Times New Roman" w:hAnsi="Poppins" w:cs="Poppins"/>
+                <w:rFonts w:ascii="Poppins" w:eastAsia="Poppins" w:hAnsi="Poppins" w:cs="Poppins"/>
                 <w:sz w:val="20"/>
                 <w:szCs w:val="20"/>
                 <w:lang w:eastAsia="hu-HU"/>
@@ -171,7 +171,7 @@
               <w:spacing w:after="0" w:line="240" w:lineRule="auto"/>
               <w:contextualSpacing/>
               <w:rPr>
-                <w:rFonts w:ascii="Poppins" w:eastAsia="Times New Roman" w:hAnsi="Poppins" w:cs="Poppins"/>
+                <w:rFonts w:ascii="Poppins" w:eastAsia="Poppins" w:hAnsi="Poppins" w:cs="Poppins"/>
                 <w:sz w:val="20"/>
                 <w:szCs w:val="20"/>
                 <w:lang w:eastAsia="hu-HU"/>
@@ -196,7 +196,7 @@
               <w:spacing w:after="0" w:line="240" w:lineRule="auto"/>
               <w:contextualSpacing/>
               <w:rPr>
-                <w:rFonts w:ascii="Poppins" w:eastAsia="Times New Roman" w:hAnsi="Poppins" w:cs="Poppins"/>
+                <w:rFonts w:ascii="Poppins" w:eastAsia="Poppins" w:hAnsi="Poppins" w:cs="Poppins"/>
                 <w:sz w:val="20"/>
                 <w:szCs w:val="20"/>
                 <w:lang w:eastAsia="hu-HU"/>
@@ -227,7 +227,7 @@
               <w:spacing w:after="0" w:line="240" w:lineRule="auto"/>
               <w:contextualSpacing/>
               <w:rPr>
-                <w:rFonts w:ascii="Poppins" w:eastAsia="Times New Roman" w:hAnsi="Poppins" w:cs="Poppins"/>
+                <w:rFonts w:ascii="Poppins" w:eastAsia="Poppins" w:hAnsi="Poppins" w:cs="Poppins"/>
                 <w:b/>
                 <w:bCs/>
                 <w:sz w:val="20"/>
@@ -237,7 +237,7 @@
             </w:pPr>
             <w:r>
               <w:rPr>
-                <w:rFonts w:ascii="Poppins" w:eastAsia="Times New Roman" w:hAnsi="Poppins" w:cs="Poppins"/>
+                <w:rFonts w:ascii="Poppins" w:eastAsia="Poppins" w:hAnsi="Poppins" w:cs="Poppins"/>
                 <w:b/>
                 <w:bCs/>
                 <w:sz w:val="20"/>
@@ -266,7 +266,7 @@
               <w:spacing w:after="0" w:line="240" w:lineRule="auto"/>
               <w:contextualSpacing/>
               <w:rPr>
-                <w:rFonts w:ascii="Poppins" w:eastAsia="Times New Roman" w:hAnsi="Poppins" w:cs="Poppins"/>
+                <w:rFonts w:ascii="Poppins" w:eastAsia="Poppins" w:hAnsi="Poppins" w:cs="Poppins"/>
                 <w:b/>
                 <w:bCs/>
                 <w:sz w:val="20"/>
@@ -276,7 +276,7 @@
             </w:pPr>
             <w:r>
               <w:rPr>
-                <w:rFonts w:ascii="Poppins" w:eastAsia="Times New Roman" w:hAnsi="Poppins" w:cs="Poppins"/>
+                <w:rFonts w:ascii="Poppins" w:eastAsia="Poppins" w:hAnsi="Poppins" w:cs="Poppins"/>
                 <w:b/>
                 <w:bCs/>
                 <w:sz w:val="20"/>
@@ -308,15 +308,15 @@
             <w:pPr>
               <w:spacing w:after="0" w:line="240" w:lineRule="auto"/>
               <w:rPr>
-                <w:rFonts w:ascii="Poppins" w:eastAsia="Times New Roman" w:hAnsi="Poppins" w:cs="Poppins"/>
-                <w:sz w:val="20"/>
-                <w:szCs w:val="20"/>
-                <w:lang w:eastAsia="hu-HU"/>
-              </w:rPr>
-            </w:pPr>
-            <w:r>
-              <w:rPr>
-                <w:rFonts w:ascii="Poppins" w:eastAsia="Times New Roman" w:hAnsi="Poppins" w:cs="Poppins"/>
+                <w:rFonts w:ascii="Poppins" w:eastAsia="Poppins" w:hAnsi="Poppins" w:cs="Poppins"/>
+                <w:sz w:val="20"/>
+                <w:szCs w:val="20"/>
+                <w:lang w:eastAsia="hu-HU"/>
+              </w:rPr>
+            </w:pPr>
+            <w:r>
+              <w:rPr>
+                <w:rFonts w:ascii="Poppins" w:eastAsia="Poppins" w:hAnsi="Poppins" w:cs="Poppins"/>
                 <w:sz w:val="20"/>
                 <w:szCs w:val="20"/>
                 <w:lang w:eastAsia="hu-HU"/>
@@ -341,15 +341,15 @@
             <w:pPr>
               <w:spacing w:after="0" w:line="240" w:lineRule="auto"/>
               <w:rPr>
-                <w:rFonts w:ascii="Poppins" w:eastAsia="Times New Roman" w:hAnsi="Poppins" w:cs="Poppins"/>
-                <w:sz w:val="20"/>
-                <w:szCs w:val="20"/>
-                <w:lang w:eastAsia="hu-HU"/>
-              </w:rPr>
-            </w:pPr>
-            <w:r>
-              <w:rPr>
-                <w:rFonts w:ascii="Poppins" w:eastAsia="Times New Roman" w:hAnsi="Poppins" w:cs="Poppins"/>
+                <w:rFonts w:ascii="Poppins" w:eastAsia="Poppins" w:hAnsi="Poppins" w:cs="Poppins"/>
+                <w:sz w:val="20"/>
+                <w:szCs w:val="20"/>
+                <w:lang w:eastAsia="hu-HU"/>
+              </w:rPr>
+            </w:pPr>
+            <w:r>
+              <w:rPr>
+                <w:rFonts w:ascii="Poppins" w:eastAsia="Poppins" w:hAnsi="Poppins" w:cs="Poppins"/>
                 <w:sz w:val="20"/>
                 <w:szCs w:val="20"/>
                 <w:lang w:eastAsia="hu-HU"/>
@@ -379,15 +379,15 @@
             <w:pPr>
               <w:spacing w:after="0" w:line="240" w:lineRule="auto"/>
               <w:rPr>
-                <w:rFonts w:ascii="Poppins" w:eastAsia="Times New Roman" w:hAnsi="Poppins" w:cs="Poppins"/>
-                <w:sz w:val="20"/>
-                <w:szCs w:val="20"/>
-                <w:lang w:eastAsia="hu-HU"/>
-              </w:rPr>
-            </w:pPr>
-            <w:r>
-              <w:rPr>
-                <w:rFonts w:ascii="Poppins" w:eastAsia="Times New Roman" w:hAnsi="Poppins" w:cs="Poppins"/>
+                <w:rFonts w:ascii="Poppins" w:eastAsia="Poppins" w:hAnsi="Poppins" w:cs="Poppins"/>
+                <w:sz w:val="20"/>
+                <w:szCs w:val="20"/>
+                <w:lang w:eastAsia="hu-HU"/>
+              </w:rPr>
+            </w:pPr>
+            <w:r>
+              <w:rPr>
+                <w:rFonts w:ascii="Poppins" w:eastAsia="Poppins" w:hAnsi="Poppins" w:cs="Poppins"/>
                 <w:sz w:val="20"/>
                 <w:szCs w:val="20"/>
                 <w:lang w:eastAsia="hu-HU"/>
@@ -414,15 +414,15 @@
               <w:spacing w:after="0" w:line="240" w:lineRule="auto"/>
               <w:jc w:val="both"/>
               <w:rPr>
-                <w:rFonts w:ascii="Poppins" w:eastAsia="Times New Roman" w:hAnsi="Poppins" w:cs="Poppins"/>
-                <w:sz w:val="20"/>
-                <w:szCs w:val="20"/>
-                <w:lang w:eastAsia="hu-HU"/>
-              </w:rPr>
-            </w:pPr>
-            <w:r>
-              <w:rPr>
-                <w:rFonts w:ascii="Poppins" w:eastAsia="Times New Roman" w:hAnsi="Poppins" w:cs="Poppins"/>
+                <w:rFonts w:ascii="Poppins" w:eastAsia="Poppins" w:hAnsi="Poppins" w:cs="Poppins"/>
+                <w:sz w:val="20"/>
+                <w:szCs w:val="20"/>
+                <w:lang w:eastAsia="hu-HU"/>
+              </w:rPr>
+            </w:pPr>
+            <w:r>
+              <w:rPr>
+                <w:rFonts w:ascii="Poppins" w:eastAsia="Poppins" w:hAnsi="Poppins" w:cs="Poppins"/>
                 <w:sz w:val="20"/>
                 <w:szCs w:val="20"/>
                 <w:lang w:eastAsia="hu-HU"/>
@@ -452,15 +452,15 @@
             <w:pPr>
               <w:spacing w:after="0" w:line="240" w:lineRule="auto"/>
               <w:rPr>
-                <w:rFonts w:ascii="Poppins" w:eastAsia="Times New Roman" w:hAnsi="Poppins" w:cs="Poppins"/>
-                <w:sz w:val="20"/>
-                <w:szCs w:val="20"/>
-                <w:lang w:eastAsia="hu-HU"/>
-              </w:rPr>
-            </w:pPr>
-            <w:r>
-              <w:rPr>
-                <w:rFonts w:ascii="Poppins" w:eastAsia="Times New Roman" w:hAnsi="Poppins" w:cs="Poppins"/>
+                <w:rFonts w:ascii="Poppins" w:eastAsia="Poppins" w:hAnsi="Poppins" w:cs="Poppins"/>
+                <w:sz w:val="20"/>
+                <w:szCs w:val="20"/>
+                <w:lang w:eastAsia="hu-HU"/>
+              </w:rPr>
+            </w:pPr>
+            <w:r>
+              <w:rPr>
+                <w:rFonts w:ascii="Poppins" w:eastAsia="Poppins" w:hAnsi="Poppins" w:cs="Poppins"/>
                 <w:sz w:val="20"/>
                 <w:szCs w:val="20"/>
                 <w:lang w:eastAsia="hu-HU"/>
@@ -486,15 +486,15 @@
             <w:pPr>
               <w:spacing w:after="0" w:line="240" w:lineRule="auto"/>
               <w:rPr>
-                <w:rFonts w:ascii="Poppins" w:eastAsia="Times New Roman" w:hAnsi="Poppins" w:cs="Poppins"/>
-                <w:sz w:val="20"/>
-                <w:szCs w:val="20"/>
-                <w:lang w:eastAsia="hu-HU"/>
-              </w:rPr>
-            </w:pPr>
-            <w:r>
-              <w:rPr>
-                <w:rFonts w:ascii="Poppins" w:eastAsia="Times New Roman" w:hAnsi="Poppins" w:cs="Poppins"/>
+                <w:rFonts w:ascii="Poppins" w:eastAsia="Poppins" w:hAnsi="Poppins" w:cs="Poppins"/>
+                <w:sz w:val="20"/>
+                <w:szCs w:val="20"/>
+                <w:lang w:eastAsia="hu-HU"/>
+              </w:rPr>
+            </w:pPr>
+            <w:r>
+              <w:rPr>
+                <w:rFonts w:ascii="Poppins" w:eastAsia="Poppins" w:hAnsi="Poppins" w:cs="Poppins"/>
                 <w:sz w:val="20"/>
                 <w:szCs w:val="20"/>
                 <w:lang w:eastAsia="hu-HU"/>
@@ -524,15 +524,15 @@
             <w:pPr>
               <w:spacing w:after="0" w:line="240" w:lineRule="auto"/>
               <w:rPr>
-                <w:rFonts w:ascii="Poppins" w:eastAsia="Times New Roman" w:hAnsi="Poppins" w:cs="Poppins"/>
-                <w:sz w:val="20"/>
-                <w:szCs w:val="20"/>
-                <w:lang w:eastAsia="hu-HU"/>
-              </w:rPr>
-            </w:pPr>
-            <w:r>
-              <w:rPr>
-                <w:rFonts w:ascii="Poppins" w:eastAsia="Times New Roman" w:hAnsi="Poppins" w:cs="Poppins"/>
+                <w:rFonts w:ascii="Poppins" w:eastAsia="Poppins" w:hAnsi="Poppins" w:cs="Poppins"/>
+                <w:sz w:val="20"/>
+                <w:szCs w:val="20"/>
+                <w:lang w:eastAsia="hu-HU"/>
+              </w:rPr>
+            </w:pPr>
+            <w:r>
+              <w:rPr>
+                <w:rFonts w:ascii="Poppins" w:eastAsia="Poppins" w:hAnsi="Poppins" w:cs="Poppins"/>
                 <w:sz w:val="20"/>
                 <w:szCs w:val="20"/>
                 <w:lang w:eastAsia="hu-HU"/>
@@ -559,15 +559,15 @@
               <w:spacing w:after="0" w:line="240" w:lineRule="auto"/>
               <w:jc w:val="both"/>
               <w:rPr>
-                <w:rFonts w:ascii="Poppins" w:eastAsia="Times New Roman" w:hAnsi="Poppins" w:cs="Poppins"/>
-                <w:sz w:val="20"/>
-                <w:szCs w:val="20"/>
-                <w:lang w:eastAsia="hu-HU"/>
-              </w:rPr>
-            </w:pPr>
-            <w:r>
-              <w:rPr>
-                <w:rFonts w:ascii="Poppins" w:eastAsia="Times New Roman" w:hAnsi="Poppins" w:cs="Poppins"/>
+                <w:rFonts w:ascii="Poppins" w:eastAsia="Poppins" w:hAnsi="Poppins" w:cs="Poppins"/>
+                <w:sz w:val="20"/>
+                <w:szCs w:val="20"/>
+                <w:lang w:eastAsia="hu-HU"/>
+              </w:rPr>
+            </w:pPr>
+            <w:r>
+              <w:rPr>
+                <w:rFonts w:ascii="Poppins" w:eastAsia="Poppins" w:hAnsi="Poppins" w:cs="Poppins"/>
                 <w:sz w:val="20"/>
                 <w:szCs w:val="20"/>
                 <w:lang w:eastAsia="hu-HU"/>
@@ -597,7 +597,7 @@
             <w:pPr>
               <w:spacing w:after="0" w:line="240" w:lineRule="auto"/>
               <w:rPr>
-                <w:rFonts w:ascii="Poppins" w:eastAsia="Times New Roman" w:hAnsi="Poppins" w:cs="Poppins"/>
+                <w:rFonts w:ascii="Poppins" w:eastAsia="Poppins" w:hAnsi="Poppins" w:cs="Poppins"/>
                 <w:sz w:val="20"/>
                 <w:szCs w:val="20"/>
                 <w:highlight w:val="yellow"/>
@@ -606,7 +606,7 @@
             </w:pPr>
             <w:r>
               <w:rPr>
-                <w:rFonts w:ascii="Poppins" w:eastAsia="Times New Roman" w:hAnsi="Poppins" w:cs="Poppins"/>
+                <w:rFonts w:ascii="Poppins" w:eastAsia="Poppins" w:hAnsi="Poppins" w:cs="Poppins"/>
                 <w:sz w:val="20"/>
                 <w:szCs w:val="20"/>
                 <w:highlight w:val="yellow"/>
@@ -634,15 +634,15 @@
               <w:spacing w:after="0" w:line="240" w:lineRule="auto"/>
               <w:jc w:val="both"/>
               <w:rPr>
-                <w:rFonts w:ascii="Poppins" w:eastAsia="Times New Roman" w:hAnsi="Poppins" w:cs="Poppins"/>
-                <w:sz w:val="20"/>
-                <w:szCs w:val="20"/>
-                <w:lang w:eastAsia="hu-HU"/>
-              </w:rPr>
-            </w:pPr>
-            <w:r>
-              <w:rPr>
-                <w:rFonts w:ascii="Poppins" w:eastAsia="Times New Roman" w:hAnsi="Poppins" w:cs="Poppins"/>
+                <w:rFonts w:ascii="Poppins" w:eastAsia="Poppins" w:hAnsi="Poppins" w:cs="Poppins"/>
+                <w:sz w:val="20"/>
+                <w:szCs w:val="20"/>
+                <w:lang w:eastAsia="hu-HU"/>
+              </w:rPr>
+            </w:pPr>
+            <w:r>
+              <w:rPr>
+                <w:rFonts w:ascii="Poppins" w:eastAsia="Poppins" w:hAnsi="Poppins" w:cs="Poppins"/>
                 <w:sz w:val="20"/>
                 <w:szCs w:val="20"/>
                 <w:lang w:eastAsia="hu-HU"/>
@@ -672,15 +672,15 @@
             <w:pPr>
               <w:spacing w:after="0" w:line="240" w:lineRule="auto"/>
               <w:rPr>
-                <w:rFonts w:ascii="Poppins" w:eastAsia="Times New Roman" w:hAnsi="Poppins" w:cs="Poppins"/>
-                <w:sz w:val="20"/>
-                <w:szCs w:val="20"/>
-                <w:lang w:eastAsia="hu-HU"/>
-              </w:rPr>
-            </w:pPr>
-            <w:r>
-              <w:rPr>
-                <w:rFonts w:ascii="Poppins" w:eastAsia="Times New Roman" w:hAnsi="Poppins" w:cs="Poppins"/>
+                <w:rFonts w:ascii="Poppins" w:eastAsia="Poppins" w:hAnsi="Poppins" w:cs="Poppins"/>
+                <w:sz w:val="20"/>
+                <w:szCs w:val="20"/>
+                <w:lang w:eastAsia="hu-HU"/>
+              </w:rPr>
+            </w:pPr>
+            <w:r>
+              <w:rPr>
+                <w:rFonts w:ascii="Poppins" w:eastAsia="Poppins" w:hAnsi="Poppins" w:cs="Poppins"/>
                 <w:sz w:val="20"/>
                 <w:szCs w:val="20"/>
                 <w:lang w:eastAsia="hu-HU"/>
@@ -706,15 +706,15 @@
             <w:pPr>
               <w:spacing w:after="0" w:line="240" w:lineRule="auto"/>
               <w:rPr>
-                <w:rFonts w:ascii="Poppins" w:eastAsia="Times New Roman" w:hAnsi="Poppins" w:cs="Poppins"/>
-                <w:sz w:val="20"/>
-                <w:szCs w:val="20"/>
-                <w:lang w:eastAsia="hu-HU"/>
-              </w:rPr>
-            </w:pPr>
-            <w:r>
-              <w:rPr>
-                <w:rFonts w:ascii="Poppins" w:eastAsia="Times New Roman" w:hAnsi="Poppins" w:cs="Poppins"/>
+                <w:rFonts w:ascii="Poppins" w:eastAsia="Poppins" w:hAnsi="Poppins" w:cs="Poppins"/>
+                <w:sz w:val="20"/>
+                <w:szCs w:val="20"/>
+                <w:lang w:eastAsia="hu-HU"/>
+              </w:rPr>
+            </w:pPr>
+            <w:r>
+              <w:rPr>
+                <w:rFonts w:ascii="Poppins" w:eastAsia="Poppins" w:hAnsi="Poppins" w:cs="Poppins"/>
                 <w:sz w:val="20"/>
                 <w:szCs w:val="20"/>
                 <w:lang w:eastAsia="hu-HU"/>
@@ -744,15 +744,15 @@
             <w:pPr>
               <w:spacing w:after="0" w:line="240" w:lineRule="auto"/>
               <w:rPr>
-                <w:rFonts w:ascii="Poppins" w:eastAsia="Times New Roman" w:hAnsi="Poppins" w:cs="Poppins"/>
-                <w:sz w:val="20"/>
-                <w:szCs w:val="20"/>
-                <w:lang w:eastAsia="hu-HU"/>
-              </w:rPr>
-            </w:pPr>
-            <w:r>
-              <w:rPr>
-                <w:rFonts w:ascii="Poppins" w:eastAsia="Times New Roman" w:hAnsi="Poppins" w:cs="Poppins"/>
+                <w:rFonts w:ascii="Poppins" w:eastAsia="Poppins" w:hAnsi="Poppins" w:cs="Poppins"/>
+                <w:sz w:val="20"/>
+                <w:szCs w:val="20"/>
+                <w:lang w:eastAsia="hu-HU"/>
+              </w:rPr>
+            </w:pPr>
+            <w:r>
+              <w:rPr>
+                <w:rFonts w:ascii="Poppins" w:eastAsia="Poppins" w:hAnsi="Poppins" w:cs="Poppins"/>
                 <w:sz w:val="20"/>
                 <w:szCs w:val="20"/>
                 <w:highlight w:val="yellow"/>
@@ -762,7 +762,7 @@
             </w:r>
             <w:r>
               <w:rPr>
-                <w:rFonts w:ascii="Poppins" w:eastAsia="Times New Roman" w:hAnsi="Poppins" w:cs="Poppins"/>
+                <w:rFonts w:ascii="Poppins" w:eastAsia="Poppins" w:hAnsi="Poppins" w:cs="Poppins"/>
                 <w:sz w:val="20"/>
                 <w:szCs w:val="20"/>
                 <w:highlight w:val="yellow"/>
@@ -787,7 +787,7 @@
             <w:pPr>
               <w:spacing w:after="0" w:line="240" w:lineRule="auto"/>
               <w:rPr>
-                <w:rFonts w:ascii="Poppins" w:eastAsia="Times New Roman" w:hAnsi="Poppins" w:cs="Poppins"/>
+                <w:rFonts w:ascii="Poppins" w:eastAsia="Poppins" w:hAnsi="Poppins" w:cs="Poppins"/>
                 <w:sz w:val="20"/>
                 <w:szCs w:val="20"/>
                 <w:lang w:eastAsia="hu-HU"/>
@@ -816,7 +816,7 @@
             <w:pPr>
               <w:spacing w:after="0" w:line="240" w:lineRule="auto"/>
               <w:rPr>
-                <w:rFonts w:ascii="Poppins" w:eastAsia="Times New Roman" w:hAnsi="Poppins" w:cs="Poppins"/>
+                <w:rFonts w:ascii="Poppins" w:eastAsia="Poppins" w:hAnsi="Poppins" w:cs="Poppins"/>
                 <w:sz w:val="20"/>
                 <w:szCs w:val="20"/>
                 <w:lang w:eastAsia="hu-HU"/>
@@ -840,7 +840,7 @@
             <w:pPr>
               <w:spacing w:after="0" w:line="240" w:lineRule="auto"/>
               <w:rPr>
-                <w:rFonts w:ascii="Poppins" w:eastAsia="Times New Roman" w:hAnsi="Poppins" w:cs="Poppins"/>
+                <w:rFonts w:ascii="Poppins" w:eastAsia="Poppins" w:hAnsi="Poppins" w:cs="Poppins"/>
                 <w:sz w:val="20"/>
                 <w:szCs w:val="20"/>
                 <w:lang w:eastAsia="hu-HU"/>
@@ -870,7 +870,7 @@
             <w:pPr>
               <w:spacing w:after="0" w:line="240" w:lineRule="auto"/>
               <w:rPr>
-                <w:rFonts w:ascii="Poppins" w:eastAsia="Times New Roman" w:hAnsi="Poppins" w:cs="Poppins"/>
+                <w:rFonts w:ascii="Poppins" w:eastAsia="Poppins" w:hAnsi="Poppins" w:cs="Poppins"/>
                 <w:b/>
                 <w:bCs/>
                 <w:sz w:val="20"/>
@@ -880,7 +880,7 @@
             </w:pPr>
             <w:r>
               <w:rPr>
-                <w:rFonts w:ascii="Poppins" w:eastAsia="Times New Roman" w:hAnsi="Poppins" w:cs="Poppins"/>
+                <w:rFonts w:ascii="Poppins" w:eastAsia="Poppins" w:hAnsi="Poppins" w:cs="Poppins"/>
                 <w:b/>
                 <w:bCs/>
                 <w:sz w:val="20"/>
@@ -908,7 +908,7 @@
             <w:pPr>
               <w:spacing w:after="0" w:line="240" w:lineRule="auto"/>
               <w:rPr>
-                <w:rFonts w:ascii="Poppins" w:eastAsia="Times New Roman" w:hAnsi="Poppins" w:cs="Poppins"/>
+                <w:rFonts w:ascii="Poppins" w:eastAsia="Poppins" w:hAnsi="Poppins" w:cs="Poppins"/>
                 <w:b/>
                 <w:bCs/>
                 <w:sz w:val="20"/>
@@ -918,7 +918,7 @@
             </w:pPr>
             <w:r>
               <w:rPr>
-                <w:rFonts w:ascii="Poppins" w:eastAsia="Times New Roman" w:hAnsi="Poppins" w:cs="Poppins"/>
+                <w:rFonts w:ascii="Poppins" w:eastAsia="Poppins" w:hAnsi="Poppins" w:cs="Poppins"/>
                 <w:b/>
                 <w:bCs/>
                 <w:sz w:val="20"/>
@@ -950,15 +950,15 @@
             <w:pPr>
               <w:spacing w:after="0" w:line="240" w:lineRule="auto"/>
               <w:rPr>
-                <w:rFonts w:ascii="Poppins" w:eastAsia="Times New Roman" w:hAnsi="Poppins" w:cs="Poppins"/>
-                <w:sz w:val="20"/>
-                <w:szCs w:val="20"/>
-                <w:lang w:eastAsia="hu-HU"/>
-              </w:rPr>
-            </w:pPr>
-            <w:r>
-              <w:rPr>
-                <w:rFonts w:ascii="Poppins" w:eastAsia="Times New Roman" w:hAnsi="Poppins" w:cs="Poppins"/>
+                <w:rFonts w:ascii="Poppins" w:eastAsia="Poppins" w:hAnsi="Poppins" w:cs="Poppins"/>
+                <w:sz w:val="20"/>
+                <w:szCs w:val="20"/>
+                <w:lang w:eastAsia="hu-HU"/>
+              </w:rPr>
+            </w:pPr>
+            <w:r>
+              <w:rPr>
+                <w:rFonts w:ascii="Poppins" w:eastAsia="Poppins" w:hAnsi="Poppins" w:cs="Poppins"/>
                 <w:sz w:val="20"/>
                 <w:szCs w:val="20"/>
                 <w:lang w:eastAsia="hu-HU"/>
@@ -982,7 +982,7 @@
             <w:pPr>
               <w:spacing w:after="0" w:line="240" w:lineRule="auto"/>
               <w:rPr>
-                <w:rFonts w:ascii="Poppins" w:eastAsia="Times New Roman" w:hAnsi="Poppins" w:cs="Poppins"/>
+                <w:rFonts w:ascii="Poppins" w:eastAsia="Poppins" w:hAnsi="Poppins" w:cs="Poppins"/>
                 <w:sz w:val="20"/>
                 <w:szCs w:val="20"/>
                 <w:lang w:eastAsia="hu-HU"/>
@@ -1011,15 +1011,15 @@
             <w:pPr>
               <w:spacing w:after="0" w:line="240" w:lineRule="auto"/>
               <w:rPr>
-                <w:rFonts w:ascii="Poppins" w:eastAsia="Times New Roman" w:hAnsi="Poppins" w:cs="Poppins"/>
-                <w:sz w:val="20"/>
-                <w:szCs w:val="20"/>
-                <w:lang w:eastAsia="hu-HU"/>
-              </w:rPr>
-            </w:pPr>
-            <w:r>
-              <w:rPr>
-                <w:rFonts w:ascii="Poppins" w:eastAsia="Times New Roman" w:hAnsi="Poppins" w:cs="Poppins"/>
+                <w:rFonts w:ascii="Poppins" w:eastAsia="Poppins" w:hAnsi="Poppins" w:cs="Poppins"/>
+                <w:sz w:val="20"/>
+                <w:szCs w:val="20"/>
+                <w:lang w:eastAsia="hu-HU"/>
+              </w:rPr>
+            </w:pPr>
+            <w:r>
+              <w:rPr>
+                <w:rFonts w:ascii="Poppins" w:eastAsia="Poppins" w:hAnsi="Poppins" w:cs="Poppins"/>
                 <w:sz w:val="20"/>
                 <w:szCs w:val="20"/>
                 <w:lang w:eastAsia="hu-HU"/>
@@ -1043,7 +1043,7 @@
             <w:pPr>
               <w:spacing w:after="0" w:line="240" w:lineRule="auto"/>
               <w:rPr>
-                <w:rFonts w:ascii="Poppins" w:eastAsia="Times New Roman" w:hAnsi="Poppins" w:cs="Poppins"/>
+                <w:rFonts w:ascii="Poppins" w:eastAsia="Poppins" w:hAnsi="Poppins" w:cs="Poppins"/>
                 <w:sz w:val="20"/>
                 <w:szCs w:val="20"/>
                 <w:lang w:eastAsia="hu-HU"/>
@@ -1072,7 +1072,7 @@
             <w:pPr>
               <w:spacing w:after="0" w:line="240" w:lineRule="auto"/>
               <w:rPr>
-                <w:rFonts w:ascii="Poppins" w:eastAsia="Times New Roman" w:hAnsi="Poppins" w:cs="Poppins"/>
+                <w:rFonts w:ascii="Poppins" w:eastAsia="Poppins" w:hAnsi="Poppins" w:cs="Poppins"/>
                 <w:sz w:val="20"/>
                 <w:szCs w:val="20"/>
                 <w:lang w:eastAsia="hu-HU"/>
@@ -1096,7 +1096,7 @@
             <w:pPr>
               <w:spacing w:after="0" w:line="240" w:lineRule="auto"/>
               <w:rPr>
-                <w:rFonts w:ascii="Poppins" w:eastAsia="Times New Roman" w:hAnsi="Poppins" w:cs="Poppins"/>
+                <w:rFonts w:ascii="Poppins" w:eastAsia="Poppins" w:hAnsi="Poppins" w:cs="Poppins"/>
                 <w:sz w:val="20"/>
                 <w:szCs w:val="20"/>
                 <w:lang w:eastAsia="hu-HU"/>
@@ -1125,7 +1125,7 @@
             <w:pPr>
               <w:spacing w:after="0" w:line="240" w:lineRule="auto"/>
               <w:rPr>
-                <w:rFonts w:ascii="Poppins" w:eastAsia="Times New Roman" w:hAnsi="Poppins" w:cs="Poppins"/>
+                <w:rFonts w:ascii="Poppins" w:eastAsia="Poppins" w:hAnsi="Poppins" w:cs="Poppins"/>
                 <w:b/>
                 <w:bCs/>
                 <w:sz w:val="20"/>
@@ -1135,7 +1135,7 @@
             </w:pPr>
             <w:r>
               <w:rPr>
-                <w:rFonts w:ascii="Poppins" w:eastAsia="Times New Roman" w:hAnsi="Poppins" w:cs="Poppins"/>
+                <w:rFonts w:ascii="Poppins" w:eastAsia="Poppins" w:hAnsi="Poppins" w:cs="Poppins"/>
                 <w:b/>
                 <w:bCs/>
                 <w:sz w:val="20"/>
@@ -1162,7 +1162,7 @@
             <w:pPr>
               <w:spacing w:after="0" w:line="240" w:lineRule="auto"/>
               <w:rPr>
-                <w:rFonts w:ascii="Poppins" w:eastAsia="Times New Roman" w:hAnsi="Poppins" w:cs="Poppins"/>
+                <w:rFonts w:ascii="Poppins" w:eastAsia="Poppins" w:hAnsi="Poppins" w:cs="Poppins"/>
                 <w:b/>
                 <w:bCs/>
                 <w:sz w:val="20"/>
@@ -1172,7 +1172,7 @@
             </w:pPr>
             <w:r>
               <w:rPr>
-                <w:rFonts w:ascii="Poppins" w:eastAsia="Times New Roman" w:hAnsi="Poppins" w:cs="Poppins"/>
+                <w:rFonts w:ascii="Poppins" w:eastAsia="Poppins" w:hAnsi="Poppins" w:cs="Poppins"/>
                 <w:b/>
                 <w:bCs/>
                 <w:sz w:val="20"/>
@@ -1206,15 +1206,15 @@
               <w:spacing w:after="0" w:line="240" w:lineRule="auto"/>
               <w:jc w:val="center"/>
               <w:rPr>
-                <w:rFonts w:ascii="Poppins" w:eastAsia="Times New Roman" w:hAnsi="Poppins" w:cs="Poppins"/>
-                <w:sz w:val="20"/>
-                <w:szCs w:val="20"/>
-                <w:lang w:eastAsia="hu-HU"/>
-              </w:rPr>
-            </w:pPr>
-            <w:r>
-              <w:rPr>
-                <w:rFonts w:ascii="Poppins" w:eastAsia="Times New Roman" w:hAnsi="Poppins" w:cs="Poppins"/>
+                <w:rFonts w:ascii="Poppins" w:eastAsia="Poppins" w:hAnsi="Poppins" w:cs="Poppins"/>
+                <w:sz w:val="20"/>
+                <w:szCs w:val="20"/>
+                <w:lang w:eastAsia="hu-HU"/>
+              </w:rPr>
+            </w:pPr>
+            <w:r>
+              <w:rPr>
+                <w:rFonts w:ascii="Poppins" w:eastAsia="Poppins" w:hAnsi="Poppins" w:cs="Poppins"/>
                 <w:sz w:val="20"/>
                 <w:szCs w:val="20"/>
                 <w:lang w:eastAsia="hu-HU"/>
@@ -1249,7 +1249,7 @@
               <w:jc w:val="both"/>
               <w:textAlignment w:val="baseline"/>
               <w:rPr>
-                <w:rFonts w:ascii="Poppins" w:eastAsia="Times New Roman" w:hAnsi="Poppins" w:cs="Poppins"/>
+                <w:rFonts w:ascii="Poppins" w:eastAsia="Poppins" w:hAnsi="Poppins" w:cs="Poppins"/>
                 <w:sz w:val="20"/>
                 <w:szCs w:val="20"/>
                 <w:highlight w:val="yellow"/>
@@ -1258,7 +1258,7 @@
             </w:pPr>
             <w:r>
               <w:rPr>
-                <w:rFonts w:ascii="Poppins" w:eastAsia="Times New Roman" w:hAnsi="Poppins" w:cs="Poppins"/>
+                <w:rFonts w:ascii="Poppins" w:eastAsia="Poppins" w:hAnsi="Poppins" w:cs="Poppins"/>
                 <w:sz w:val="20"/>
                 <w:szCs w:val="20"/>
                 <w:highlight w:val="yellow"/>
@@ -1280,15 +1280,15 @@
               <w:jc w:val="both"/>
               <w:textAlignment w:val="baseline"/>
               <w:rPr>
-                <w:rFonts w:ascii="Poppins" w:eastAsia="Times New Roman" w:hAnsi="Poppins" w:cs="Poppins"/>
-                <w:sz w:val="20"/>
-                <w:szCs w:val="20"/>
-                <w:lang w:eastAsia="hu-HU"/>
-              </w:rPr>
-            </w:pPr>
-            <w:r>
-              <w:rPr>
-                <w:rFonts w:ascii="Poppins" w:eastAsia="Times New Roman" w:hAnsi="Poppins" w:cs="Poppins"/>
+                <w:rFonts w:ascii="Poppins" w:eastAsia="Poppins" w:hAnsi="Poppins" w:cs="Poppins"/>
+                <w:sz w:val="20"/>
+                <w:szCs w:val="20"/>
+                <w:lang w:eastAsia="hu-HU"/>
+              </w:rPr>
+            </w:pPr>
+            <w:r>
+              <w:rPr>
+                <w:rFonts w:ascii="Poppins" w:eastAsia="Poppins" w:hAnsi="Poppins" w:cs="Poppins"/>
                 <w:sz w:val="20"/>
                 <w:szCs w:val="20"/>
                 <w:lang w:eastAsia="hu-HU"/>
@@ -1309,15 +1309,15 @@
               <w:jc w:val="both"/>
               <w:textAlignment w:val="baseline"/>
               <w:rPr>
-                <w:rFonts w:ascii="Poppins" w:eastAsia="Times New Roman" w:hAnsi="Poppins" w:cs="Poppins"/>
-                <w:sz w:val="20"/>
-                <w:szCs w:val="20"/>
-                <w:lang w:eastAsia="hu-HU"/>
-              </w:rPr>
-            </w:pPr>
-            <w:r>
-              <w:rPr>
-                <w:rFonts w:ascii="Poppins" w:eastAsia="Times New Roman" w:hAnsi="Poppins" w:cs="Poppins"/>
+                <w:rFonts w:ascii="Poppins" w:eastAsia="Poppins" w:hAnsi="Poppins" w:cs="Poppins"/>
+                <w:sz w:val="20"/>
+                <w:szCs w:val="20"/>
+                <w:lang w:eastAsia="hu-HU"/>
+              </w:rPr>
+            </w:pPr>
+            <w:r>
+              <w:rPr>
+                <w:rFonts w:ascii="Poppins" w:eastAsia="Poppins" w:hAnsi="Poppins" w:cs="Poppins"/>
                 <w:sz w:val="20"/>
                 <w:szCs w:val="20"/>
                 <w:lang w:eastAsia="hu-HU"/>
@@ -1338,15 +1338,15 @@
               <w:jc w:val="both"/>
               <w:textAlignment w:val="baseline"/>
               <w:rPr>
-                <w:rFonts w:ascii="Poppins" w:eastAsia="Times New Roman" w:hAnsi="Poppins" w:cs="Poppins"/>
-                <w:sz w:val="20"/>
-                <w:szCs w:val="20"/>
-                <w:lang w:eastAsia="hu-HU"/>
-              </w:rPr>
-            </w:pPr>
-            <w:r>
-              <w:rPr>
-                <w:rFonts w:ascii="Poppins" w:eastAsia="Times New Roman" w:hAnsi="Poppins" w:cs="Poppins"/>
+                <w:rFonts w:ascii="Poppins" w:eastAsia="Poppins" w:hAnsi="Poppins" w:cs="Poppins"/>
+                <w:sz w:val="20"/>
+                <w:szCs w:val="20"/>
+                <w:lang w:eastAsia="hu-HU"/>
+              </w:rPr>
+            </w:pPr>
+            <w:r>
+              <w:rPr>
+                <w:rFonts w:ascii="Poppins" w:eastAsia="Poppins" w:hAnsi="Poppins" w:cs="Poppins"/>
                 <w:sz w:val="20"/>
                 <w:szCs w:val="20"/>
                 <w:lang w:eastAsia="hu-HU"/>
@@ -1367,15 +1367,15 @@
               <w:jc w:val="both"/>
               <w:textAlignment w:val="baseline"/>
               <w:rPr>
-                <w:rFonts w:ascii="Poppins" w:eastAsia="Times New Roman" w:hAnsi="Poppins" w:cs="Poppins"/>
-                <w:sz w:val="20"/>
-                <w:szCs w:val="20"/>
-                <w:lang w:eastAsia="hu-HU"/>
-              </w:rPr>
-            </w:pPr>
-            <w:r>
-              <w:rPr>
-                <w:rFonts w:ascii="Poppins" w:eastAsia="Times New Roman" w:hAnsi="Poppins" w:cs="Poppins"/>
+                <w:rFonts w:ascii="Poppins" w:eastAsia="Poppins" w:hAnsi="Poppins" w:cs="Poppins"/>
+                <w:sz w:val="20"/>
+                <w:szCs w:val="20"/>
+                <w:lang w:eastAsia="hu-HU"/>
+              </w:rPr>
+            </w:pPr>
+            <w:r>
+              <w:rPr>
+                <w:rFonts w:ascii="Poppins" w:eastAsia="Poppins" w:hAnsi="Poppins" w:cs="Poppins"/>
                 <w:sz w:val="20"/>
                 <w:szCs w:val="20"/>
                 <w:lang w:eastAsia="hu-HU"/>
@@ -1392,7 +1392,7 @@
               <w:jc w:val="both"/>
               <w:textAlignment w:val="baseline"/>
               <w:rPr>
-                <w:rFonts w:ascii="Poppins" w:eastAsia="Times New Roman" w:hAnsi="Poppins" w:cs="Poppins"/>
+                <w:rFonts w:ascii="Poppins" w:eastAsia="Poppins" w:hAnsi="Poppins" w:cs="Poppins"/>
                 <w:sz w:val="20"/>
                 <w:szCs w:val="20"/>
                 <w:lang w:eastAsia="hu-HU"/>
@@ -1422,7 +1422,7 @@
             <w:pPr>
               <w:spacing w:after="0" w:line="240" w:lineRule="auto"/>
               <w:rPr>
-                <w:rFonts w:ascii="Poppins" w:eastAsia="Times New Roman" w:hAnsi="Poppins" w:cs="Poppins"/>
+                <w:rFonts w:ascii="Poppins" w:eastAsia="Poppins" w:hAnsi="Poppins" w:cs="Poppins"/>
                 <w:sz w:val="20"/>
                 <w:szCs w:val="20"/>
                 <w:lang w:eastAsia="hu-HU"/>
@@ -1447,7 +1447,7 @@
             <w:pPr>
               <w:spacing w:after="0" w:line="240" w:lineRule="auto"/>
               <w:rPr>
-                <w:rFonts w:ascii="Poppins" w:eastAsia="Times New Roman" w:hAnsi="Poppins" w:cs="Poppins"/>
+                <w:rFonts w:ascii="Poppins" w:eastAsia="Poppins" w:hAnsi="Poppins" w:cs="Poppins"/>
                 <w:sz w:val="20"/>
                 <w:szCs w:val="20"/>
                 <w:lang w:eastAsia="hu-HU"/>
@@ -1477,7 +1477,7 @@
               <w:spacing w:after="0" w:line="240" w:lineRule="auto"/>
               <w:jc w:val="center"/>
               <w:rPr>
-                <w:rFonts w:ascii="Poppins" w:eastAsia="Times New Roman" w:hAnsi="Poppins" w:cs="Poppins"/>
+                <w:rFonts w:ascii="Poppins" w:eastAsia="Poppins" w:hAnsi="Poppins" w:cs="Poppins"/>
                 <w:bCs/>
                 <w:sz w:val="20"/>
                 <w:szCs w:val="20"/>
@@ -1486,7 +1486,7 @@
             </w:pPr>
             <w:r>
               <w:rPr>
-                <w:rFonts w:ascii="Poppins" w:eastAsia="Times New Roman" w:hAnsi="Poppins" w:cs="Poppins"/>
+                <w:rFonts w:ascii="Poppins" w:eastAsia="Poppins" w:hAnsi="Poppins" w:cs="Poppins"/>
                 <w:bCs/>
                 <w:sz w:val="20"/>
                 <w:szCs w:val="20"/>
@@ -1512,15 +1512,15 @@
               <w:spacing w:after="0" w:line="240" w:lineRule="auto"/>
               <w:jc w:val="both"/>
               <w:rPr>
-                <w:rFonts w:ascii="Poppins" w:eastAsia="Times New Roman" w:hAnsi="Poppins" w:cs="Poppins"/>
-                <w:sz w:val="20"/>
-                <w:szCs w:val="20"/>
-                <w:lang w:eastAsia="hu-HU"/>
-              </w:rPr>
-            </w:pPr>
-            <w:r>
-              <w:rPr>
-                <w:rFonts w:ascii="Poppins" w:eastAsia="Times New Roman" w:hAnsi="Poppins" w:cs="Poppins"/>
+                <w:rFonts w:ascii="Poppins" w:eastAsia="Poppins" w:hAnsi="Poppins" w:cs="Poppins"/>
+                <w:sz w:val="20"/>
+                <w:szCs w:val="20"/>
+                <w:lang w:eastAsia="hu-HU"/>
+              </w:rPr>
+            </w:pPr>
+            <w:r>
+              <w:rPr>
+                <w:rFonts w:ascii="Poppins" w:eastAsia="Poppins" w:hAnsi="Poppins" w:cs="Poppins"/>
                 <w:sz w:val="20"/>
                 <w:szCs w:val="20"/>
                 <w:lang w:eastAsia="hu-HU"/>
@@ -1533,7 +1533,7 @@
               <w:spacing w:after="0" w:line="240" w:lineRule="auto"/>
               <w:jc w:val="both"/>
               <w:rPr>
-                <w:rFonts w:ascii="Poppins" w:eastAsia="Times New Roman" w:hAnsi="Poppins" w:cs="Poppins"/>
+                <w:rFonts w:ascii="Poppins" w:eastAsia="Poppins" w:hAnsi="Poppins" w:cs="Poppins"/>
                 <w:sz w:val="20"/>
                 <w:szCs w:val="20"/>
                 <w:lang w:eastAsia="hu-HU"/>
@@ -1547,7 +1547,7 @@
       <w:pPr>
         <w:spacing w:after="0" w:line="240" w:lineRule="auto"/>
         <w:rPr>
-          <w:rFonts w:ascii="Poppins" w:eastAsia="Times New Roman" w:hAnsi="Poppins" w:cs="Poppins"/>
+          <w:rFonts w:ascii="Poppins" w:eastAsia="Poppins" w:hAnsi="Poppins" w:cs="Poppins"/>
           <w:sz w:val="20"/>
           <w:szCs w:val="20"/>
           <w:lang w:eastAsia="hu-HU"/>
@@ -1558,7 +1558,7 @@
       <w:pPr>
         <w:spacing w:after="0" w:line="240" w:lineRule="auto"/>
         <w:rPr>
-          <w:rFonts w:ascii="Poppins" w:eastAsia="Times New Roman" w:hAnsi="Poppins" w:cs="Poppins"/>
+          <w:rFonts w:ascii="Poppins" w:eastAsia="Poppins" w:hAnsi="Poppins" w:cs="Poppins"/>
           <w:sz w:val="20"/>
           <w:szCs w:val="20"/>
           <w:lang w:eastAsia="hu-HU"/>
@@ -1566,7 +1566,7 @@
       </w:pPr>
       <w:r>
         <w:rPr>
-          <w:rFonts w:ascii="Poppins" w:eastAsia="Times New Roman" w:hAnsi="Poppins" w:cs="Poppins"/>
+          <w:rFonts w:ascii="Poppins" w:eastAsia="Poppins" w:hAnsi="Poppins" w:cs="Poppins"/>
           <w:sz w:val="20"/>
           <w:szCs w:val="20"/>
           <w:lang w:eastAsia="hu-HU"/>
@@ -1575,7 +1575,7 @@
       </w:r>
       <w:r>
         <w:rPr>
-          <w:rFonts w:ascii="Poppins" w:eastAsia="Times New Roman" w:hAnsi="Poppins" w:cs="Poppins"/>
+          <w:rFonts w:ascii="Poppins" w:eastAsia="Poppins" w:hAnsi="Poppins" w:cs="Poppins"/>
           <w:sz w:val="20"/>
           <w:szCs w:val="20"/>
           <w:lang w:eastAsia="hu-HU"/>
@@ -1584,7 +1584,7 @@
       </w:r>
       <w:r>
         <w:rPr>
-          <w:rFonts w:ascii="Poppins" w:eastAsia="Times New Roman" w:hAnsi="Poppins" w:cs="Poppins"/>
+          <w:rFonts w:ascii="Poppins" w:eastAsia="Poppins" w:hAnsi="Poppins" w:cs="Poppins"/>
           <w:sz w:val="20"/>
           <w:szCs w:val="20"/>
           <w:lang w:eastAsia="hu-HU"/>
@@ -1593,7 +1593,7 @@
       </w:r>
       <w:r>
         <w:rPr>
-          <w:rFonts w:ascii="Poppins" w:eastAsia="Times New Roman" w:hAnsi="Poppins" w:cs="Poppins"/>
+          <w:rFonts w:ascii="Poppins" w:eastAsia="Poppins" w:hAnsi="Poppins" w:cs="Poppins"/>
           <w:sz w:val="20"/>
           <w:szCs w:val="20"/>
           <w:highlight w:val="yellow"/>
@@ -1606,7 +1606,7 @@
       <w:pPr>
         <w:spacing w:after="0" w:line="240" w:lineRule="auto"/>
         <w:rPr>
-          <w:rFonts w:ascii="Poppins" w:eastAsia="Times New Roman" w:hAnsi="Poppins" w:cs="Poppins"/>
+          <w:rFonts w:ascii="Poppins" w:eastAsia="Poppins" w:hAnsi="Poppins" w:cs="Poppins"/>
           <w:sz w:val="20"/>
           <w:szCs w:val="20"/>
           <w:lang w:eastAsia="hu-HU"/>
@@ -1617,7 +1617,7 @@
       <w:pPr>
         <w:spacing w:after="0" w:line="240" w:lineRule="auto"/>
         <w:rPr>
-          <w:rFonts w:ascii="Poppins" w:eastAsia="Times New Roman" w:hAnsi="Poppins" w:cs="Poppins"/>
+          <w:rFonts w:ascii="Poppins" w:eastAsia="Poppins" w:hAnsi="Poppins" w:cs="Poppins"/>
           <w:sz w:val="20"/>
           <w:szCs w:val="20"/>
           <w:lang w:eastAsia="hu-HU"/>
@@ -1625,7 +1625,7 @@
       </w:pPr>
       <w:r>
         <w:rPr>
-          <w:rFonts w:ascii="Poppins" w:eastAsia="Times New Roman" w:hAnsi="Poppins" w:cs="Poppins"/>
+          <w:rFonts w:ascii="Poppins" w:eastAsia="Poppins" w:hAnsi="Poppins" w:cs="Poppins"/>
           <w:sz w:val="20"/>
           <w:szCs w:val="20"/>
           <w:lang w:eastAsia="hu-HU"/>
@@ -1638,7 +1638,7 @@
         <w:spacing w:after="0" w:line="240" w:lineRule="auto"/>
         <w:ind w:left="3540" w:firstLine="708"/>
         <w:rPr>
-          <w:rFonts w:ascii="Poppins" w:eastAsia="Times New Roman" w:hAnsi="Poppins" w:cs="Poppins"/>
+          <w:rFonts w:ascii="Poppins" w:eastAsia="Poppins" w:hAnsi="Poppins" w:cs="Poppins"/>
           <w:sz w:val="20"/>
           <w:szCs w:val="20"/>
           <w:lang w:eastAsia="hu-HU"/>
@@ -1674,14 +1674,14 @@
               <w:ind w:left="57" w:right="57"/>
               <w:jc w:val="center"/>
               <w:rPr>
-                <w:rFonts w:ascii="Poppins" w:hAnsi="Poppins" w:cs="Poppins"/>
-                <w:sz w:val="20"/>
-                <w:szCs w:val="20"/>
-              </w:rPr>
-            </w:pPr>
-            <w:r>
-              <w:rPr>
-                <w:rFonts w:ascii="Poppins" w:hAnsi="Poppins" w:cs="Poppins"/>
+                <w:rFonts w:ascii="Poppins" w:hAnsi="Poppins" w:cs="Poppins" w:eastAsia="Poppins"/>
+                <w:sz w:val="20"/>
+                <w:szCs w:val="20"/>
+              </w:rPr>
+            </w:pPr>
+            <w:r>
+              <w:rPr>
+                <w:rFonts w:ascii="Poppins" w:hAnsi="Poppins" w:cs="Poppins" w:eastAsia="Poppins"/>
                 <w:sz w:val="20"/>
                 <w:szCs w:val="20"/>
               </w:rPr>
@@ -1703,14 +1703,14 @@
               <w:spacing w:after="0" w:line="240" w:lineRule="auto"/>
               <w:jc w:val="center"/>
               <w:rPr>
-                <w:rFonts w:ascii="Poppins" w:hAnsi="Poppins" w:cs="Poppins"/>
-                <w:sz w:val="20"/>
-                <w:szCs w:val="20"/>
-              </w:rPr>
-            </w:pPr>
-            <w:r>
-              <w:rPr>
-                <w:rFonts w:ascii="Poppins" w:hAnsi="Poppins" w:cs="Poppins"/>
+                <w:rFonts w:ascii="Poppins" w:hAnsi="Poppins" w:cs="Poppins" w:eastAsia="Poppins"/>
+                <w:sz w:val="20"/>
+                <w:szCs w:val="20"/>
+              </w:rPr>
+            </w:pPr>
+            <w:r>
+              <w:rPr>
+                <w:rFonts w:ascii="Poppins" w:hAnsi="Poppins" w:cs="Poppins" w:eastAsia="Poppins"/>
                 <w:sz w:val="20"/>
                 <w:szCs w:val="20"/>
               </w:rPr>
@@ -1718,7 +1718,7 @@
             </w:r>
             <w:r>
               <w:rPr>
-                <w:rFonts w:ascii="Poppins" w:hAnsi="Poppins" w:cs="Poppins"/>
+                <w:rFonts w:ascii="Poppins" w:hAnsi="Poppins" w:cs="Poppins" w:eastAsia="Poppins"/>
                 <w:sz w:val="20"/>
                 <w:szCs w:val="20"/>
               </w:rPr>
@@ -1731,7 +1731,7 @@
     <w:p>
       <w:pPr>
         <w:rPr>
-          <w:rFonts w:ascii="Poppins" w:hAnsi="Poppins" w:cs="Poppins"/>
+          <w:rFonts w:ascii="Poppins" w:hAnsi="Poppins" w:cs="Poppins" w:eastAsia="Poppins"/>
           <w:sz w:val="20"/>
           <w:szCs w:val="20"/>
         </w:rPr>
@@ -1740,14 +1740,14 @@
     <w:p>
       <w:pPr>
         <w:rPr>
-          <w:rFonts w:ascii="Poppins" w:hAnsi="Poppins" w:cs="Poppins"/>
+          <w:rFonts w:ascii="Poppins" w:hAnsi="Poppins" w:cs="Poppins" w:eastAsia="Poppins"/>
           <w:sz w:val="20"/>
           <w:szCs w:val="20"/>
         </w:rPr>
       </w:pPr>
       <w:r>
         <w:rPr>
-          <w:rFonts w:ascii="Poppins" w:hAnsi="Poppins" w:cs="Poppins"/>
+          <w:rFonts w:ascii="Poppins" w:hAnsi="Poppins" w:cs="Poppins" w:eastAsia="Poppins"/>
           <w:sz w:val="20"/>
           <w:szCs w:val="20"/>
         </w:rPr>
@@ -1783,14 +1783,14 @@
               <w:ind w:left="57" w:right="57"/>
               <w:jc w:val="center"/>
               <w:rPr>
-                <w:rFonts w:ascii="Poppins" w:hAnsi="Poppins" w:cs="Poppins"/>
-                <w:sz w:val="20"/>
-                <w:szCs w:val="20"/>
-              </w:rPr>
-            </w:pPr>
-            <w:r>
-              <w:rPr>
-                <w:rFonts w:ascii="Poppins" w:hAnsi="Poppins" w:cs="Poppins"/>
+                <w:rFonts w:ascii="Poppins" w:hAnsi="Poppins" w:cs="Poppins" w:eastAsia="Poppins"/>
+                <w:sz w:val="20"/>
+                <w:szCs w:val="20"/>
+              </w:rPr>
+            </w:pPr>
+            <w:r>
+              <w:rPr>
+                <w:rFonts w:ascii="Poppins" w:hAnsi="Poppins" w:cs="Poppins" w:eastAsia="Poppins"/>
                 <w:sz w:val="20"/>
                 <w:szCs w:val="20"/>
               </w:rPr>
@@ -1812,14 +1812,14 @@
               <w:spacing w:after="0" w:line="240" w:lineRule="auto"/>
               <w:jc w:val="center"/>
               <w:rPr>
-                <w:rFonts w:ascii="Poppins" w:hAnsi="Poppins" w:cs="Poppins"/>
-                <w:sz w:val="20"/>
-                <w:szCs w:val="20"/>
-              </w:rPr>
-            </w:pPr>
-            <w:r>
-              <w:rPr>
-                <w:rFonts w:ascii="Poppins" w:eastAsia="Times New Roman" w:hAnsi="Poppins" w:cs="Poppins"/>
+                <w:rFonts w:ascii="Poppins" w:hAnsi="Poppins" w:cs="Poppins" w:eastAsia="Poppins"/>
+                <w:sz w:val="20"/>
+                <w:szCs w:val="20"/>
+              </w:rPr>
+            </w:pPr>
+            <w:r>
+              <w:rPr>
+                <w:rFonts w:ascii="Poppins" w:eastAsia="Poppins" w:hAnsi="Poppins" w:cs="Poppins"/>
                 <w:sz w:val="20"/>
                 <w:szCs w:val="20"/>
                 <w:lang w:eastAsia="hu-HU"/>
@@ -1833,7 +1833,7 @@
     <w:p>
       <w:pPr>
         <w:rPr>
-          <w:rFonts w:ascii="Poppins" w:hAnsi="Poppins" w:cs="Poppins"/>
+          <w:rFonts w:ascii="Poppins" w:hAnsi="Poppins" w:cs="Poppins" w:eastAsia="Poppins"/>
           <w:sz w:val="20"/>
           <w:szCs w:val="20"/>
         </w:rPr>
@@ -1864,7 +1864,7 @@
         <w:ind w:left="720" w:hanging="360"/>
       </w:pPr>
       <w:rPr>
-        <w:rFonts w:ascii="Symbol" w:hAnsi="Symbol" w:hint="default"/>
+        <w:rFonts w:ascii="Poppins" w:hAnsi="Poppins" w:hint="default" w:eastAsia="Poppins" w:cs="Poppins"/>
       </w:rPr>
     </w:lvl>
     <w:lvl w:ilvl="1" w:tplc="040E0003" w:tentative="1">
@@ -1876,7 +1876,7 @@
         <w:ind w:left="1440" w:hanging="360"/>
       </w:pPr>
       <w:rPr>
-        <w:rFonts w:ascii="Courier New" w:hAnsi="Courier New" w:cs="Courier New" w:hint="default"/>
+        <w:rFonts w:ascii="Poppins" w:hAnsi="Poppins" w:cs="Poppins" w:hint="default" w:eastAsia="Poppins"/>
       </w:rPr>
     </w:lvl>
     <w:lvl w:ilvl="2" w:tplc="040E0005" w:tentative="1">
@@ -1888,7 +1888,7 @@
         <w:ind w:left="2160" w:hanging="360"/>
       </w:pPr>
       <w:rPr>
-        <w:rFonts w:ascii="Wingdings" w:hAnsi="Wingdings" w:hint="default"/>
+        <w:rFonts w:ascii="Poppins" w:hAnsi="Poppins" w:hint="default" w:eastAsia="Poppins" w:cs="Poppins"/>
       </w:rPr>
     </w:lvl>
     <w:lvl w:ilvl="3" w:tplc="040E0001" w:tentative="1">
@@ -1900,7 +1900,7 @@
         <w:ind w:left="2880" w:hanging="360"/>
       </w:pPr>
       <w:rPr>
-        <w:rFonts w:ascii="Symbol" w:hAnsi="Symbol" w:hint="default"/>
+        <w:rFonts w:ascii="Poppins" w:hAnsi="Poppins" w:hint="default" w:eastAsia="Poppins" w:cs="Poppins"/>
       </w:rPr>
     </w:lvl>
     <w:lvl w:ilvl="4" w:tplc="040E0003" w:tentative="1">
@@ -1912,7 +1912,7 @@
         <w:ind w:left="3600" w:hanging="360"/>
       </w:pPr>
       <w:rPr>
-        <w:rFonts w:ascii="Courier New" w:hAnsi="Courier New" w:cs="Courier New" w:hint="default"/>
+        <w:rFonts w:ascii="Poppins" w:hAnsi="Poppins" w:cs="Poppins" w:hint="default" w:eastAsia="Poppins"/>
       </w:rPr>
     </w:lvl>
     <w:lvl w:ilvl="5" w:tplc="040E0005" w:tentative="1">
@@ -1924,7 +1924,7 @@
         <w:ind w:left="4320" w:hanging="360"/>
       </w:pPr>
       <w:rPr>
-        <w:rFonts w:ascii="Wingdings" w:hAnsi="Wingdings" w:hint="default"/>
+        <w:rFonts w:ascii="Poppins" w:hAnsi="Poppins" w:hint="default" w:eastAsia="Poppins" w:cs="Poppins"/>
       </w:rPr>
     </w:lvl>
     <w:lvl w:ilvl="6" w:tplc="040E0001" w:tentative="1">
@@ -1936,7 +1936,7 @@
         <w:ind w:left="5040" w:hanging="360"/>
       </w:pPr>
       <w:rPr>
-        <w:rFonts w:ascii="Symbol" w:hAnsi="Symbol" w:hint="default"/>
+        <w:rFonts w:ascii="Poppins" w:hAnsi="Poppins" w:hint="default" w:eastAsia="Poppins" w:cs="Poppins"/>
       </w:rPr>
     </w:lvl>
     <w:lvl w:ilvl="7" w:tplc="040E0003" w:tentative="1">
@@ -1948,7 +1948,7 @@
         <w:ind w:left="5760" w:hanging="360"/>
       </w:pPr>
       <w:rPr>
-        <w:rFonts w:ascii="Courier New" w:hAnsi="Courier New" w:cs="Courier New" w:hint="default"/>
+        <w:rFonts w:ascii="Poppins" w:hAnsi="Poppins" w:cs="Poppins" w:hint="default" w:eastAsia="Poppins"/>
       </w:rPr>
     </w:lvl>
     <w:lvl w:ilvl="8" w:tplc="040E0005" w:tentative="1">
@@ -1960,7 +1960,7 @@
         <w:ind w:left="6480" w:hanging="360"/>
       </w:pPr>
       <w:rPr>
-        <w:rFonts w:ascii="Wingdings" w:hAnsi="Wingdings" w:hint="default"/>
+        <w:rFonts w:ascii="Poppins" w:hAnsi="Poppins" w:hint="default" w:eastAsia="Poppins" w:cs="Poppins"/>
       </w:rPr>
     </w:lvl>
   </w:abstractNum>
@@ -1976,7 +1976,7 @@
         <w:ind w:left="420" w:hanging="360"/>
       </w:pPr>
       <w:rPr>
-        <w:rFonts w:ascii="Verdana" w:eastAsia="Times New Roman" w:hAnsi="Verdana" w:cs="Arial" w:hint="default"/>
+        <w:rFonts w:ascii="Poppins" w:eastAsia="Poppins" w:hAnsi="Poppins" w:cs="Poppins" w:hint="default"/>
       </w:rPr>
     </w:lvl>
     <w:lvl w:ilvl="1" w:tplc="040E0003" w:tentative="1">
@@ -1988,7 +1988,7 @@
         <w:ind w:left="1140" w:hanging="360"/>
       </w:pPr>
       <w:rPr>
-        <w:rFonts w:ascii="Courier New" w:hAnsi="Courier New" w:cs="Courier New" w:hint="default"/>
+        <w:rFonts w:ascii="Poppins" w:hAnsi="Poppins" w:cs="Poppins" w:hint="default" w:eastAsia="Poppins"/>
       </w:rPr>
     </w:lvl>
     <w:lvl w:ilvl="2" w:tplc="040E0005" w:tentative="1">
@@ -2000,7 +2000,7 @@
         <w:ind w:left="1860" w:hanging="360"/>
       </w:pPr>
       <w:rPr>
-        <w:rFonts w:ascii="Wingdings" w:hAnsi="Wingdings" w:cs="Wingdings" w:hint="default"/>
+        <w:rFonts w:ascii="Poppins" w:hAnsi="Poppins" w:cs="Poppins" w:hint="default" w:eastAsia="Poppins"/>
       </w:rPr>
     </w:lvl>
     <w:lvl w:ilvl="3" w:tplc="040E0001" w:tentative="1">
@@ -2012,7 +2012,7 @@
         <w:ind w:left="2580" w:hanging="360"/>
       </w:pPr>
       <w:rPr>
-        <w:rFonts w:ascii="Symbol" w:hAnsi="Symbol" w:cs="Symbol" w:hint="default"/>
+        <w:rFonts w:ascii="Poppins" w:hAnsi="Poppins" w:cs="Poppins" w:hint="default" w:eastAsia="Poppins"/>
       </w:rPr>
     </w:lvl>
     <w:lvl w:ilvl="4" w:tplc="040E0003" w:tentative="1">
@@ -2024,7 +2024,7 @@
         <w:ind w:left="3300" w:hanging="360"/>
       </w:pPr>
       <w:rPr>
-        <w:rFonts w:ascii="Courier New" w:hAnsi="Courier New" w:cs="Courier New" w:hint="default"/>
+        <w:rFonts w:ascii="Poppins" w:hAnsi="Poppins" w:cs="Poppins" w:hint="default" w:eastAsia="Poppins"/>
       </w:rPr>
     </w:lvl>
     <w:lvl w:ilvl="5" w:tplc="040E0005" w:tentative="1">
@@ -2036,7 +2036,7 @@
         <w:ind w:left="4020" w:hanging="360"/>
       </w:pPr>
       <w:rPr>
-        <w:rFonts w:ascii="Wingdings" w:hAnsi="Wingdings" w:cs="Wingdings" w:hint="default"/>
+        <w:rFonts w:ascii="Poppins" w:hAnsi="Poppins" w:cs="Poppins" w:hint="default" w:eastAsia="Poppins"/>
       </w:rPr>
     </w:lvl>
     <w:lvl w:ilvl="6" w:tplc="040E0001" w:tentative="1">
@@ -2048,7 +2048,7 @@
         <w:ind w:left="4740" w:hanging="360"/>
       </w:pPr>
       <w:rPr>
-        <w:rFonts w:ascii="Symbol" w:hAnsi="Symbol" w:cs="Symbol" w:hint="default"/>
+        <w:rFonts w:ascii="Poppins" w:hAnsi="Poppins" w:cs="Poppins" w:hint="default" w:eastAsia="Poppins"/>
       </w:rPr>
     </w:lvl>
     <w:lvl w:ilvl="7" w:tplc="040E0003" w:tentative="1">
@@ -2060,7 +2060,7 @@
         <w:ind w:left="5460" w:hanging="360"/>
       </w:pPr>
       <w:rPr>
-        <w:rFonts w:ascii="Courier New" w:hAnsi="Courier New" w:cs="Courier New" w:hint="default"/>
+        <w:rFonts w:ascii="Poppins" w:hAnsi="Poppins" w:cs="Poppins" w:hint="default" w:eastAsia="Poppins"/>
       </w:rPr>
     </w:lvl>
     <w:lvl w:ilvl="8" w:tplc="040E0005" w:tentative="1">
@@ -2072,7 +2072,7 @@
         <w:ind w:left="6180" w:hanging="360"/>
       </w:pPr>
       <w:rPr>
-        <w:rFonts w:ascii="Wingdings" w:hAnsi="Wingdings" w:cs="Wingdings" w:hint="default"/>
+        <w:rFonts w:ascii="Poppins" w:hAnsi="Poppins" w:cs="Poppins" w:hint="default" w:eastAsia="Poppins"/>
       </w:rPr>
     </w:lvl>
   </w:abstractNum>
@@ -2089,7 +2089,7 @@
         <w:ind w:left="1080" w:hanging="360"/>
       </w:pPr>
       <w:rPr>
-        <w:rFonts w:hint="default"/>
+        <w:rFonts w:hint="default" w:ascii="Poppins" w:hAnsi="Poppins" w:eastAsia="Poppins" w:cs="Poppins"/>
       </w:rPr>
     </w:lvl>
     <w:lvl w:ilvl="1" w:tplc="040E0019" w:tentative="1">
@@ -2291,7 +2291,7 @@
         <w:ind w:left="720" w:hanging="360"/>
       </w:pPr>
       <w:rPr>
-        <w:rFonts w:ascii="Symbol" w:hAnsi="Symbol" w:hint="default"/>
+        <w:rFonts w:ascii="Poppins" w:hAnsi="Poppins" w:hint="default" w:eastAsia="Poppins" w:cs="Poppins"/>
       </w:rPr>
     </w:lvl>
     <w:lvl w:ilvl="1" w:tplc="040E0003" w:tentative="1">
@@ -2303,7 +2303,7 @@
         <w:ind w:left="1440" w:hanging="360"/>
       </w:pPr>
       <w:rPr>
-        <w:rFonts w:ascii="Courier New" w:hAnsi="Courier New" w:cs="Courier New" w:hint="default"/>
+        <w:rFonts w:ascii="Poppins" w:hAnsi="Poppins" w:cs="Poppins" w:hint="default" w:eastAsia="Poppins"/>
       </w:rPr>
     </w:lvl>
     <w:lvl w:ilvl="2" w:tplc="040E0005" w:tentative="1">
@@ -2315,7 +2315,7 @@
         <w:ind w:left="2160" w:hanging="360"/>
       </w:pPr>
       <w:rPr>
-        <w:rFonts w:ascii="Wingdings" w:hAnsi="Wingdings" w:hint="default"/>
+        <w:rFonts w:ascii="Poppins" w:hAnsi="Poppins" w:hint="default" w:eastAsia="Poppins" w:cs="Poppins"/>
       </w:rPr>
     </w:lvl>
     <w:lvl w:ilvl="3" w:tplc="040E0001" w:tentative="1">
@@ -2327,7 +2327,7 @@
         <w:ind w:left="2880" w:hanging="360"/>
       </w:pPr>
       <w:rPr>
-        <w:rFonts w:ascii="Symbol" w:hAnsi="Symbol" w:hint="default"/>
+        <w:rFonts w:ascii="Poppins" w:hAnsi="Poppins" w:hint="default" w:eastAsia="Poppins" w:cs="Poppins"/>
       </w:rPr>
     </w:lvl>
     <w:lvl w:ilvl="4" w:tplc="040E0003" w:tentative="1">
@@ -2339,7 +2339,7 @@
         <w:ind w:left="3600" w:hanging="360"/>
       </w:pPr>
       <w:rPr>
-        <w:rFonts w:ascii="Courier New" w:hAnsi="Courier New" w:cs="Courier New" w:hint="default"/>
+        <w:rFonts w:ascii="Poppins" w:hAnsi="Poppins" w:cs="Poppins" w:hint="default" w:eastAsia="Poppins"/>
       </w:rPr>
     </w:lvl>
     <w:lvl w:ilvl="5" w:tplc="040E0005" w:tentative="1">
@@ -2351,7 +2351,7 @@
         <w:ind w:left="4320" w:hanging="360"/>
       </w:pPr>
       <w:rPr>
-        <w:rFonts w:ascii="Wingdings" w:hAnsi="Wingdings" w:hint="default"/>
+        <w:rFonts w:ascii="Poppins" w:hAnsi="Poppins" w:hint="default" w:eastAsia="Poppins" w:cs="Poppins"/>
       </w:rPr>
     </w:lvl>
     <w:lvl w:ilvl="6" w:tplc="040E0001" w:tentative="1">
@@ -2363,7 +2363,7 @@
         <w:ind w:left="5040" w:hanging="360"/>
       </w:pPr>
       <w:rPr>
-        <w:rFonts w:ascii="Symbol" w:hAnsi="Symbol" w:hint="default"/>
+        <w:rFonts w:ascii="Poppins" w:hAnsi="Poppins" w:hint="default" w:eastAsia="Poppins" w:cs="Poppins"/>
       </w:rPr>
     </w:lvl>
     <w:lvl w:ilvl="7" w:tplc="040E0003" w:tentative="1">
@@ -2375,7 +2375,7 @@
         <w:ind w:left="5760" w:hanging="360"/>
       </w:pPr>
       <w:rPr>
-        <w:rFonts w:ascii="Courier New" w:hAnsi="Courier New" w:cs="Courier New" w:hint="default"/>
+        <w:rFonts w:ascii="Poppins" w:hAnsi="Poppins" w:cs="Poppins" w:hint="default" w:eastAsia="Poppins"/>
       </w:rPr>
     </w:lvl>
     <w:lvl w:ilvl="8" w:tplc="040E0005" w:tentative="1">
@@ -2387,7 +2387,7 @@
         <w:ind w:left="6480" w:hanging="360"/>
       </w:pPr>
       <w:rPr>
-        <w:rFonts w:ascii="Wingdings" w:hAnsi="Wingdings" w:hint="default"/>
+        <w:rFonts w:ascii="Poppins" w:hAnsi="Poppins" w:hint="default" w:eastAsia="Poppins" w:cs="Poppins"/>
       </w:rPr>
     </w:lvl>
   </w:abstractNum>
@@ -2404,7 +2404,7 @@
         <w:ind w:left="1080" w:hanging="360"/>
       </w:pPr>
       <w:rPr>
-        <w:rFonts w:ascii="Symbol" w:hAnsi="Symbol" w:hint="default"/>
+        <w:rFonts w:ascii="Poppins" w:hAnsi="Poppins" w:hint="default" w:eastAsia="Poppins" w:cs="Poppins"/>
       </w:rPr>
     </w:lvl>
     <w:lvl w:ilvl="1" w:tplc="040E0003" w:tentative="1">
@@ -2416,7 +2416,7 @@
         <w:ind w:left="1800" w:hanging="360"/>
       </w:pPr>
       <w:rPr>
-        <w:rFonts w:ascii="Courier New" w:hAnsi="Courier New" w:cs="Courier New" w:hint="default"/>
+        <w:rFonts w:ascii="Poppins" w:hAnsi="Poppins" w:cs="Poppins" w:hint="default" w:eastAsia="Poppins"/>
       </w:rPr>
     </w:lvl>
     <w:lvl w:ilvl="2" w:tplc="040E0005" w:tentative="1">
@@ -2428,7 +2428,7 @@
         <w:ind w:left="2520" w:hanging="360"/>
       </w:pPr>
       <w:rPr>
-        <w:rFonts w:ascii="Wingdings" w:hAnsi="Wingdings" w:hint="default"/>
+        <w:rFonts w:ascii="Poppins" w:hAnsi="Poppins" w:hint="default" w:eastAsia="Poppins" w:cs="Poppins"/>
       </w:rPr>
     </w:lvl>
     <w:lvl w:ilvl="3" w:tplc="040E0001" w:tentative="1">
@@ -2440,7 +2440,7 @@
         <w:ind w:left="3240" w:hanging="360"/>
       </w:pPr>
       <w:rPr>
-        <w:rFonts w:ascii="Symbol" w:hAnsi="Symbol" w:hint="default"/>
+        <w:rFonts w:ascii="Poppins" w:hAnsi="Poppins" w:hint="default" w:eastAsia="Poppins" w:cs="Poppins"/>
       </w:rPr>
     </w:lvl>
     <w:lvl w:ilvl="4" w:tplc="040E0003" w:tentative="1">
@@ -2452,7 +2452,7 @@
         <w:ind w:left="3960" w:hanging="360"/>
       </w:pPr>
       <w:rPr>
-        <w:rFonts w:ascii="Courier New" w:hAnsi="Courier New" w:cs="Courier New" w:hint="default"/>
+        <w:rFonts w:ascii="Poppins" w:hAnsi="Poppins" w:cs="Poppins" w:hint="default" w:eastAsia="Poppins"/>
       </w:rPr>
     </w:lvl>
     <w:lvl w:ilvl="5" w:tplc="040E0005" w:tentative="1">
@@ -2464,7 +2464,7 @@
         <w:ind w:left="4680" w:hanging="360"/>
       </w:pPr>
       <w:rPr>
-        <w:rFonts w:ascii="Wingdings" w:hAnsi="Wingdings" w:hint="default"/>
+        <w:rFonts w:ascii="Poppins" w:hAnsi="Poppins" w:hint="default" w:eastAsia="Poppins" w:cs="Poppins"/>
       </w:rPr>
     </w:lvl>
     <w:lvl w:ilvl="6" w:tplc="040E0001" w:tentative="1">
@@ -2476,7 +2476,7 @@
         <w:ind w:left="5400" w:hanging="360"/>
       </w:pPr>
       <w:rPr>
-        <w:rFonts w:ascii="Symbol" w:hAnsi="Symbol" w:hint="default"/>
+        <w:rFonts w:ascii="Poppins" w:hAnsi="Poppins" w:hint="default" w:eastAsia="Poppins" w:cs="Poppins"/>
       </w:rPr>
     </w:lvl>
     <w:lvl w:ilvl="7" w:tplc="040E0003" w:tentative="1">
@@ -2488,7 +2488,7 @@
         <w:ind w:left="6120" w:hanging="360"/>
       </w:pPr>
       <w:rPr>
-        <w:rFonts w:ascii="Courier New" w:hAnsi="Courier New" w:cs="Courier New" w:hint="default"/>
+        <w:rFonts w:ascii="Poppins" w:hAnsi="Poppins" w:cs="Poppins" w:hint="default" w:eastAsia="Poppins"/>
       </w:rPr>
     </w:lvl>
     <w:lvl w:ilvl="8" w:tplc="040E0005" w:tentative="1">
@@ -2500,7 +2500,7 @@
         <w:ind w:left="6840" w:hanging="360"/>
       </w:pPr>
       <w:rPr>
-        <w:rFonts w:ascii="Wingdings" w:hAnsi="Wingdings" w:hint="default"/>
+        <w:rFonts w:ascii="Poppins" w:hAnsi="Poppins" w:hint="default" w:eastAsia="Poppins" w:cs="Poppins"/>
       </w:rPr>
     </w:lvl>
   </w:abstractNum>
@@ -2630,7 +2630,7 @@
         <w:ind w:left="720" w:hanging="360"/>
       </w:pPr>
       <w:rPr>
-        <w:rFonts w:ascii="Symbol" w:hAnsi="Symbol" w:hint="default"/>
+        <w:rFonts w:ascii="Poppins" w:hAnsi="Poppins" w:hint="default" w:eastAsia="Poppins" w:cs="Poppins"/>
       </w:rPr>
     </w:lvl>
     <w:lvl w:ilvl="1" w:tplc="040E0003" w:tentative="1">
@@ -2642,7 +2642,7 @@
         <w:ind w:left="1440" w:hanging="360"/>
       </w:pPr>
       <w:rPr>
-        <w:rFonts w:ascii="Courier New" w:hAnsi="Courier New" w:cs="Courier New" w:hint="default"/>
+        <w:rFonts w:ascii="Poppins" w:hAnsi="Poppins" w:cs="Poppins" w:hint="default" w:eastAsia="Poppins"/>
       </w:rPr>
     </w:lvl>
     <w:lvl w:ilvl="2" w:tplc="040E0005" w:tentative="1">
@@ -2654,7 +2654,7 @@
         <w:ind w:left="2160" w:hanging="360"/>
       </w:pPr>
       <w:rPr>
-        <w:rFonts w:ascii="Wingdings" w:hAnsi="Wingdings" w:hint="default"/>
+        <w:rFonts w:ascii="Poppins" w:hAnsi="Poppins" w:hint="default" w:eastAsia="Poppins" w:cs="Poppins"/>
       </w:rPr>
     </w:lvl>
     <w:lvl w:ilvl="3" w:tplc="040E0001" w:tentative="1">
@@ -2666,7 +2666,7 @@
         <w:ind w:left="2880" w:hanging="360"/>
       </w:pPr>
       <w:rPr>
-        <w:rFonts w:ascii="Symbol" w:hAnsi="Symbol" w:hint="default"/>
+        <w:rFonts w:ascii="Poppins" w:hAnsi="Poppins" w:hint="default" w:eastAsia="Poppins" w:cs="Poppins"/>
       </w:rPr>
     </w:lvl>
     <w:lvl w:ilvl="4" w:tplc="040E0003" w:tentative="1">
@@ -2678,7 +2678,7 @@
         <w:ind w:left="3600" w:hanging="360"/>
       </w:pPr>
       <w:rPr>
-        <w:rFonts w:ascii="Courier New" w:hAnsi="Courier New" w:cs="Courier New" w:hint="default"/>
+        <w:rFonts w:ascii="Poppins" w:hAnsi="Poppins" w:cs="Poppins" w:hint="default" w:eastAsia="Poppins"/>
       </w:rPr>
     </w:lvl>
     <w:lvl w:ilvl="5" w:tplc="040E0005" w:tentative="1">
@@ -2690,7 +2690,7 @@
         <w:ind w:left="4320" w:hanging="360"/>
       </w:pPr>
       <w:rPr>
-        <w:rFonts w:ascii="Wingdings" w:hAnsi="Wingdings" w:hint="default"/>
+        <w:rFonts w:ascii="Poppins" w:hAnsi="Poppins" w:hint="default" w:eastAsia="Poppins" w:cs="Poppins"/>
       </w:rPr>
     </w:lvl>
     <w:lvl w:ilvl="6" w:tplc="040E0001" w:tentative="1">
@@ -2702,7 +2702,7 @@
         <w:ind w:left="5040" w:hanging="360"/>
       </w:pPr>
       <w:rPr>
-        <w:rFonts w:ascii="Symbol" w:hAnsi="Symbol" w:hint="default"/>
+        <w:rFonts w:ascii="Poppins" w:hAnsi="Poppins" w:hint="default" w:eastAsia="Poppins" w:cs="Poppins"/>
       </w:rPr>
     </w:lvl>
     <w:lvl w:ilvl="7" w:tplc="040E0003" w:tentative="1">
@@ -2714,7 +2714,7 @@
         <w:ind w:left="5760" w:hanging="360"/>
       </w:pPr>
       <w:rPr>
-        <w:rFonts w:ascii="Courier New" w:hAnsi="Courier New" w:cs="Courier New" w:hint="default"/>
+        <w:rFonts w:ascii="Poppins" w:hAnsi="Poppins" w:cs="Poppins" w:hint="default" w:eastAsia="Poppins"/>
       </w:rPr>
     </w:lvl>
     <w:lvl w:ilvl="8" w:tplc="040E0005" w:tentative="1">
@@ -2726,7 +2726,7 @@
         <w:ind w:left="6480" w:hanging="360"/>
       </w:pPr>
       <w:rPr>
-        <w:rFonts w:ascii="Wingdings" w:hAnsi="Wingdings" w:hint="default"/>
+        <w:rFonts w:ascii="Poppins" w:hAnsi="Poppins" w:hint="default" w:eastAsia="Poppins" w:cs="Poppins"/>
       </w:rPr>
     </w:lvl>
   </w:abstractNum>
@@ -2765,7 +2765,7 @@
   <w:docDefaults>
     <w:rPrDefault>
       <w:rPr>
-        <w:rFonts w:asciiTheme="minorHAnsi" w:eastAsiaTheme="minorHAnsi" w:hAnsiTheme="minorHAnsi" w:cstheme="minorBidi"/>
+        <w:rFonts w:ascii="Poppins" w:hAnsi="Poppins" w:eastAsia="Poppins" w:cs="Poppins"/>
         <w:sz w:val="22"/>
         <w:szCs w:val="22"/>
         <w:lang w:val="hu-HU" w:eastAsia="en-US" w:bidi="ar-SA"/>
@@ -3172,7 +3172,7 @@
       <w:outlineLvl w:val="1"/>
     </w:pPr>
     <w:rPr>
-      <w:rFonts w:ascii="Times New Roman" w:eastAsia="Times New Roman" w:hAnsi="Times New Roman" w:cs="Times New Roman"/>
+      <w:rFonts w:ascii="Poppins" w:eastAsia="Poppins" w:hAnsi="Poppins" w:cs="Poppins"/>
       <w:b/>
       <w:bCs/>
       <w:sz w:val="36"/>
@@ -3249,7 +3249,7 @@
       <w:spacing w:before="100" w:beforeAutospacing="1" w:after="100" w:afterAutospacing="1" w:line="240" w:lineRule="auto"/>
     </w:pPr>
     <w:rPr>
-      <w:rFonts w:ascii="Times New Roman" w:eastAsia="Times New Roman" w:hAnsi="Times New Roman" w:cs="Times New Roman"/>
+      <w:rFonts w:ascii="Poppins" w:eastAsia="Poppins" w:hAnsi="Poppins" w:cs="Poppins"/>
       <w:sz w:val="24"/>
       <w:szCs w:val="24"/>
       <w:lang w:eastAsia="hu-HU"/>
@@ -3263,7 +3263,7 @@
       <w:spacing w:before="100" w:beforeAutospacing="1" w:after="100" w:afterAutospacing="1" w:line="240" w:lineRule="auto"/>
     </w:pPr>
     <w:rPr>
-      <w:rFonts w:ascii="Times New Roman" w:eastAsia="Times New Roman" w:hAnsi="Times New Roman" w:cs="Times New Roman"/>
+      <w:rFonts w:ascii="Poppins" w:eastAsia="Poppins" w:hAnsi="Poppins" w:cs="Poppins"/>
       <w:sz w:val="24"/>
       <w:szCs w:val="24"/>
       <w:lang w:eastAsia="hu-HU"/>
@@ -3276,7 +3276,7 @@
     <w:uiPriority w:val="9"/>
     <w:rsid w:val="000621FB"/>
     <w:rPr>
-      <w:rFonts w:ascii="Times New Roman" w:eastAsia="Times New Roman" w:hAnsi="Times New Roman" w:cs="Times New Roman"/>
+      <w:rFonts w:ascii="Poppins" w:eastAsia="Poppins" w:hAnsi="Poppins" w:cs="Poppins"/>
       <w:b/>
       <w:bCs/>
       <w:sz w:val="36"/>
@@ -3340,9 +3340,9 @@
     </a:clrScheme>
     <a:fontScheme name="Office">
       <a:majorFont>
-        <a:latin typeface="Cambria"/>
-        <a:ea typeface=""/>
-        <a:cs typeface=""/>
+        <a:latin typeface="Poppins"/>
+        <a:ea typeface="Poppins"/>
+        <a:cs typeface="Poppins"/>
         <a:font script="Jpan" typeface="ＭＳ ゴシック"/>
         <a:font script="Hang" typeface="맑은 고딕"/>
         <a:font script="Hans" typeface="宋体"/>
@@ -3374,9 +3374,9 @@
         <a:font script="Uigh" typeface="Microsoft Uighur"/>
       </a:majorFont>
       <a:minorFont>
-        <a:latin typeface="Calibri"/>
-        <a:ea typeface=""/>
-        <a:cs typeface=""/>
+        <a:latin typeface="Poppins"/>
+        <a:ea typeface="Poppins"/>
+        <a:cs typeface="Poppins"/>
         <a:font script="Jpan" typeface="ＭＳ 明朝"/>
         <a:font script="Hang" typeface="맑은 고딕"/>
         <a:font script="Hans" typeface="宋体"/>
